--- a/submission_package/cover_letter_FINAL.docx
+++ b/submission_package/cover_letter_FINAL.docx
@@ -19,7 +19,7 @@
           <w:i w:val="0"/>
           <w:sz w:val="24"/>
         </w:rPr>
-        <w:t xml:space="preserve">I submit "The Reincarnation of the Divine: The Vortex of One and Many in Ever-Changing Worlds," a research article of approximately 7,100 words (main text), for consideration in </w:t>
+        <w:t xml:space="preserve">I submit "The Reincarnation of the Divine: The Vortex of One and Many in Ever-Changing Worlds," a research article of approximately 5,700 words (main text), for consideration in </w:t>
       </w:r>
       <w:r>
         <w:rPr>
